--- a/docs_ua/04-schedule-cm.docx
+++ b/docs_ua/04-schedule-cm.docx
@@ -118,7 +118,7 @@
           <w:sz w:val="22"/>
           <w:szCs w:val="22"/>
         </w:rPr>
-        <w:t xml:space="preserve">Заходи згруповано в серії за номерами: 10 — дотримання правил, 20 — загальні питання промислу (звітність, донний промисел, ВМЕ, прилов птахів/ссавців), 30 — загальні промислові заходи (сезони, заборони), 33 — ліміти прилову, 41 — клич (Dissostichus spp.), 42 — крижана риба, 51 — криль, 90 — охоронювані території.</w:t>
+        <w:t xml:space="preserve">Заходи згруповано в серії за номерами: 10 — дотримання правил, 20 — загальні питання промислу (звітність, донний промисел, ВМЕ, прилов птахів/ссавців), 30 — загальні промислові заходи (сезони, заборони), 33 — ліміти прилову, 41 — іклач (Dissostichus spp.), 42 — крижана риба, 51 — криль, 90 — охоронювані території.</w:t>
       </w:r>
     </w:p>
     <w:p>
@@ -1514,7 +1514,7 @@
         <w:spacing w:after="100" w:before="200"/>
       </w:pPr>
       <w:r>
-        <w:t xml:space="preserve">Клич — Dissostichus spp. (серія 41)</w:t>
+        <w:t xml:space="preserve">Іклач — Dissostichus spp. (серія 41)</w:t>
       </w:r>
     </w:p>
     <w:tbl>
@@ -2636,7 +2636,7 @@
         <w:spacing w:after="60"/>
       </w:pPr>
       <w:r>
-        <w:t xml:space="preserve">CM 10-05 (CDS) — електронна схема документування вилову клича; практична реалізація — система e-CDS (посилання в розділі «Корисні посилання» на головній сторінці сайту).</w:t>
+        <w:t xml:space="preserve">CM 10-05 (CDS) — електронна схема документування вилову іклача; практична реалізація — система e-CDS (посилання в розділі «Корисні посилання» на головній сторінці сайту).</w:t>
       </w:r>
     </w:p>
     <w:p>
